--- a/docs/word version/VT7_Deforestation_Map_Variable_Reference_Bug.docx
+++ b/docs/word version/VT7_Deforestation_Map_Variable_Reference_Bug.docx
@@ -1985,7 +1985,7 @@
         <w:rPr>
           <w:rStyle w:val="VerbatimChar"/>
         </w:rPr>
-        <w:t xml:space="preserve">terracover/modules/vt7/standalone/vt7_udef_arp/terracover/modules/vt7/evaluation.py</w:t>
+        <w:t xml:space="preserve">terracover/modules/vt7/evaluation.py</w:t>
       </w:r>
       <w:r>
         <w:t xml:space="preserve"> </w:t>
